--- a/Anil_Resume.docx
+++ b/Anil_Resume.docx
@@ -1271,6 +1271,15 @@
           <w:szCs w:val="22"/>
         </w:rPr>
         <w:t>6</w:t>
+      </w:r>
+      <w:r>
+        <w:rPr>
+          <w:b/>
+          <w:color w:val="000000"/>
+          <w:sz w:val="22"/>
+          <w:szCs w:val="22"/>
+        </w:rPr>
+        <w:t>, Locust, Python</w:t>
       </w:r>
       <w:r>
         <w:rPr>
@@ -10758,8 +10767,8 @@
         </w:rPr>
         <w:t xml:space="preserve">, </w:t>
       </w:r>
-      <w:smartTag w:uri="urn:schemas-microsoft-com:office:smarttags" w:element="State">
-        <w:smartTag w:uri="urn:schemas-microsoft-com:office:smarttags" w:element="place">
+      <w:smartTag w:uri="urn:schemas-microsoft-com:office:smarttags" w:element="place">
+        <w:smartTag w:uri="urn:schemas-microsoft-com:office:smarttags" w:element="State">
           <w:r>
             <w:rPr>
               <w:b/>
